--- a/bgw-p4/tools/doc/HBGW上线运维手册.docx
+++ b/bgw-p4/tools/doc/HBGW上线运维手册.docx
@@ -6883,9 +6883,6 @@
     <w:p>
       <w:pPr>
         <w:ind w:firstLine="420"/>
-        <w:rPr>
-          <w:rFonts w:hint="eastAsia"/>
-        </w:rPr>
       </w:pPr>
       <w:r>
         <w:t>},</w:t>
@@ -7703,9 +7700,6 @@
     <w:p>
       <w:pPr>
         <w:ind w:firstLineChars="100" w:firstLine="210"/>
-        <w:rPr>
-          <w:rFonts w:hint="eastAsia"/>
-        </w:rPr>
       </w:pPr>
       <w:r>
         <w:rPr>
@@ -8846,11 +8840,6 @@
       </w:r>
     </w:p>
     <w:p>
-      <w:pPr>
-        <w:rPr>
-          <w:rFonts w:hint="eastAsia"/>
-        </w:rPr>
-      </w:pPr>
       <w:r>
         <w:rPr>
           <w:rFonts w:hint="eastAsia"/>
@@ -9126,66 +9115,40 @@
           <w:b/>
           <w:color w:val="FF0000"/>
         </w:rPr>
-        <w:t>，也会network宣告出去，</w:t>
-      </w:r>
-      <w:proofErr w:type="gramStart"/>
-      <w:r>
-        <w:rPr>
-          <w:rFonts w:hint="eastAsia"/>
-          <w:b/>
-          <w:color w:val="FF0000"/>
-        </w:rPr>
-        <w:t>为了运</w:t>
-      </w:r>
-      <w:proofErr w:type="gramEnd"/>
-      <w:r>
-        <w:rPr>
-          <w:rFonts w:hint="eastAsia"/>
-          <w:b/>
-          <w:color w:val="FF0000"/>
-        </w:rPr>
-        <w:t>维方便，</w:t>
-      </w:r>
-      <w:r>
-        <w:rPr>
-          <w:rFonts w:hint="eastAsia"/>
-          <w:b/>
-          <w:color w:val="FF0000"/>
-        </w:rPr>
-        <w:t>互联I</w:t>
-      </w:r>
-      <w:r>
-        <w:rPr>
-          <w:b/>
-          <w:color w:val="FF0000"/>
-        </w:rPr>
-        <w:t>P</w:t>
-      </w:r>
-      <w:r>
-        <w:rPr>
-          <w:rFonts w:hint="eastAsia"/>
-          <w:b/>
-          <w:color w:val="FF0000"/>
-        </w:rPr>
-        <w:t>需要写入</w:t>
-      </w:r>
-      <w:proofErr w:type="spellStart"/>
-      <w:r>
-        <w:rPr>
-          <w:rFonts w:hint="eastAsia"/>
-          <w:b/>
-          <w:color w:val="FF0000"/>
-        </w:rPr>
-        <w:t>frr.</w:t>
-      </w:r>
-      <w:r>
-        <w:rPr>
-          <w:b/>
-          <w:color w:val="FF0000"/>
-        </w:rPr>
-        <w:t>conf</w:t>
-      </w:r>
-      <w:proofErr w:type="spellEnd"/>
+        <w:t>由基础网络</w:t>
+      </w:r>
+      <w:r>
+        <w:rPr>
+          <w:rFonts w:hint="eastAsia"/>
+          <w:b/>
+          <w:color w:val="FF0000"/>
+        </w:rPr>
+        <w:t>network宣告出去，</w:t>
+      </w:r>
+      <w:r>
+        <w:rPr>
+          <w:rFonts w:hint="eastAsia"/>
+          <w:b/>
+          <w:color w:val="FF0000"/>
+        </w:rPr>
+        <w:t>我们不用</w:t>
+      </w:r>
+      <w:r>
+        <w:rPr>
+          <w:rFonts w:hint="eastAsia"/>
+          <w:b/>
+          <w:color w:val="FF0000"/>
+        </w:rPr>
+        <w:t>network</w:t>
+      </w:r>
+      <w:r>
+        <w:rPr>
+          <w:rFonts w:hint="eastAsia"/>
+          <w:b/>
+          <w:color w:val="FF0000"/>
+        </w:rPr>
+        <w:t>。</w:t>
+      </w:r>
     </w:p>
     <w:p>
       <w:pPr>
@@ -9451,7 +9414,19 @@
         <w:rPr>
           <w:rFonts w:hint="eastAsia"/>
         </w:rPr>
-        <w:t>我们发布的互联</w:t>
+        <w:t>我们</w:t>
+      </w:r>
+      <w:r>
+        <w:rPr>
+          <w:rFonts w:hint="eastAsia"/>
+        </w:rPr>
+        <w:t>的</w:t>
+      </w:r>
+      <w:r>
+        <w:rPr>
+          <w:rFonts w:hint="eastAsia"/>
+        </w:rPr>
+        <w:t>互联</w:t>
       </w:r>
       <w:proofErr w:type="spellStart"/>
       <w:r>
@@ -9474,7 +9449,19 @@
         <w:rPr>
           <w:rFonts w:hint="eastAsia"/>
         </w:rPr>
-        <w:t>是否宣告成功。</w:t>
+        <w:t>是否</w:t>
+      </w:r>
+      <w:r>
+        <w:rPr>
+          <w:rFonts w:hint="eastAsia"/>
+        </w:rPr>
+        <w:t>可达</w:t>
+      </w:r>
+      <w:r>
+        <w:rPr>
+          <w:rFonts w:hint="eastAsia"/>
+        </w:rPr>
+        <w:t>。</w:t>
       </w:r>
     </w:p>
     <w:p>
@@ -9953,7 +9940,19 @@
         <w:rPr>
           <w:rFonts w:hint="eastAsia"/>
         </w:rPr>
-        <w:t>，同时需要发布互联I</w:t>
+        <w:t>，同时</w:t>
+      </w:r>
+      <w:r>
+        <w:rPr>
+          <w:rFonts w:hint="eastAsia"/>
+        </w:rPr>
+        <w:t>由基础网络负责</w:t>
+      </w:r>
+      <w:r>
+        <w:rPr>
+          <w:rFonts w:hint="eastAsia"/>
+        </w:rPr>
+        <w:t>发布互联I</w:t>
       </w:r>
       <w:r>
         <w:t>P</w:t>
@@ -10220,25 +10219,16 @@
           <w:b/>
           <w:color w:val="FF0000"/>
         </w:rPr>
-        <w:t>的宣告写入</w:t>
-      </w:r>
-      <w:proofErr w:type="spellStart"/>
-      <w:r>
-        <w:rPr>
-          <w:rFonts w:hint="eastAsia"/>
-          <w:b/>
-          <w:color w:val="FF0000"/>
-        </w:rPr>
-        <w:t>frr</w:t>
-      </w:r>
-      <w:r>
-        <w:rPr>
-          <w:b/>
-          <w:color w:val="FF0000"/>
-        </w:rPr>
-        <w:t>.conf</w:t>
-      </w:r>
-      <w:proofErr w:type="spellEnd"/>
+        <w:t>的宣告</w:t>
+      </w:r>
+      <w:r>
+        <w:rPr>
+          <w:rFonts w:hint="eastAsia"/>
+          <w:b/>
+          <w:color w:val="FF0000"/>
+        </w:rPr>
+        <w:t>由基础网络负责</w:t>
+      </w:r>
       <w:r>
         <w:rPr>
           <w:rFonts w:hint="eastAsia"/>
@@ -10569,517 +10559,459 @@
       </w:r>
     </w:p>
     <w:p>
+      <w:pPr>
+        <w:rPr>
+          <w:rFonts w:hint="eastAsia"/>
+        </w:rPr>
+      </w:pPr>
       <w:r>
         <w:t xml:space="preserve"> address-family ipv4 unicast</w:t>
-      </w:r>
-    </w:p>
-    <w:p>
-      <w:r>
-        <w:t xml:space="preserve">  network 100.125.50.4/32</w:t>
-      </w:r>
-    </w:p>
-    <w:p>
-      <w:r>
-        <w:t xml:space="preserve">  network 100.125.50.6/32</w:t>
-      </w:r>
-    </w:p>
-    <w:p>
-      <w:r>
-        <w:t xml:space="preserve">  network 100.125.51.4/32</w:t>
-      </w:r>
-    </w:p>
-    <w:p>
-      <w:r>
-        <w:t xml:space="preserve">  network 100.125.51.6/32</w:t>
-      </w:r>
-    </w:p>
-    <w:p>
-      <w:r>
-        <w:t xml:space="preserve">  neighbor 100.125.50.5 soft-reconfiguration inbound</w:t>
-      </w:r>
-    </w:p>
-    <w:p>
-      <w:r>
-        <w:t xml:space="preserve">  neighbor 100.125.50.5 route-map rp-eth17-in in</w:t>
-      </w:r>
-    </w:p>
-    <w:p>
-      <w:r>
-        <w:t xml:space="preserve">  neighbor 100.125.50.5 route-map rp-eth17 out</w:t>
-      </w:r>
-    </w:p>
-    <w:p>
-      <w:r>
-        <w:t xml:space="preserve">  neighbor 100.125.50.7 soft-reconfiguration inbound</w:t>
-      </w:r>
-    </w:p>
-    <w:p>
-      <w:r>
-        <w:t xml:space="preserve">  neighbor 100.125.50.7 route-map rp-eth18-in in</w:t>
-      </w:r>
-    </w:p>
-    <w:p>
-      <w:r>
-        <w:t xml:space="preserve">  neighbor 100.125.50.7 route-map rp-eth18 out</w:t>
-      </w:r>
-    </w:p>
-    <w:p>
-      <w:r>
-        <w:t xml:space="preserve">  neighbor 100.125.51.5 soft-reconfiguration inbound</w:t>
-      </w:r>
-    </w:p>
-    <w:p>
-      <w:r>
-        <w:t xml:space="preserve">  neighbor 100.125.51.5 route-map rp-eth21-in in</w:t>
-      </w:r>
-    </w:p>
-    <w:p>
-      <w:r>
-        <w:t xml:space="preserve">  neighbor 100.125.51.5 route-map rp-eth21 out</w:t>
-      </w:r>
-    </w:p>
-    <w:p>
-      <w:r>
-        <w:t xml:space="preserve">  neighbor 100.125.51.7 soft-reconfiguration inbound</w:t>
-      </w:r>
-    </w:p>
-    <w:p>
-      <w:r>
-        <w:t xml:space="preserve">  neighbor 100.125.51.7 route-map rp-eth22-in in</w:t>
-      </w:r>
-    </w:p>
-    <w:p>
-      <w:r>
-        <w:lastRenderedPageBreak/>
-        <w:t xml:space="preserve">  neighbor 100.125.51.7 route-map rp-eth22 out</w:t>
-      </w:r>
-    </w:p>
-    <w:p>
-      <w:r>
-        <w:t xml:space="preserve"> exit-address-family</w:t>
-      </w:r>
-    </w:p>
-    <w:p>
-      <w:r>
-        <w:t>exit</w:t>
-      </w:r>
-    </w:p>
-    <w:p>
-      <w:r>
-        <w:t>!</w:t>
-      </w:r>
-    </w:p>
-    <w:p>
-      <w:proofErr w:type="spellStart"/>
-      <w:r>
-        <w:t>ip</w:t>
-      </w:r>
-      <w:proofErr w:type="spellEnd"/>
-      <w:r>
-        <w:t xml:space="preserve"> prefix-list addr18 seq 5 permit 10.226.190.100/32</w:t>
-      </w:r>
-    </w:p>
-    <w:p>
-      <w:proofErr w:type="spellStart"/>
-      <w:r>
-        <w:t>ip</w:t>
-      </w:r>
-      <w:proofErr w:type="spellEnd"/>
-      <w:r>
-        <w:t xml:space="preserve"> prefix-list addr18 seq 10 permit 10.226.190.236/32</w:t>
-      </w:r>
-    </w:p>
-    <w:p>
-      <w:proofErr w:type="spellStart"/>
-      <w:r>
-        <w:t>ip</w:t>
-      </w:r>
-      <w:proofErr w:type="spellEnd"/>
-      <w:r>
-        <w:t xml:space="preserve"> prefix-list addr18 seq 15 permit 100.125.50.6/32</w:t>
-      </w:r>
-    </w:p>
-    <w:p>
-      <w:proofErr w:type="spellStart"/>
-      <w:r>
-        <w:t>ip</w:t>
-      </w:r>
-      <w:proofErr w:type="spellEnd"/>
-      <w:r>
-        <w:t xml:space="preserve"> prefix-list addr17 seq 5 permit 10.226.190.100/32</w:t>
-      </w:r>
-    </w:p>
-    <w:p>
-      <w:proofErr w:type="spellStart"/>
-      <w:r>
-        <w:t>ip</w:t>
-      </w:r>
-      <w:proofErr w:type="spellEnd"/>
-      <w:r>
-        <w:t xml:space="preserve"> prefix-list addr17 seq 10 permit 10.226.190.236/32</w:t>
-      </w:r>
-    </w:p>
-    <w:p>
-      <w:proofErr w:type="spellStart"/>
-      <w:r>
-        <w:t>ip</w:t>
-      </w:r>
-      <w:proofErr w:type="spellEnd"/>
-      <w:r>
-        <w:t xml:space="preserve"> prefix-list addr17 seq 15 permit 100.125.50.4/32</w:t>
-      </w:r>
-    </w:p>
-    <w:p>
-      <w:proofErr w:type="spellStart"/>
-      <w:r>
-        <w:t>ip</w:t>
-      </w:r>
-      <w:proofErr w:type="spellEnd"/>
-      <w:r>
-        <w:t xml:space="preserve"> prefix-list addr21 seq 5 permit 10.226.190.100/32</w:t>
-      </w:r>
-    </w:p>
-    <w:p>
-      <w:proofErr w:type="spellStart"/>
-      <w:r>
-        <w:t>ip</w:t>
-      </w:r>
-      <w:proofErr w:type="spellEnd"/>
-      <w:r>
-        <w:t xml:space="preserve"> prefix-list addr21 seq 10 permit 10.226.190.236/32</w:t>
-      </w:r>
-    </w:p>
-    <w:p>
-      <w:proofErr w:type="spellStart"/>
-      <w:r>
-        <w:t>ip</w:t>
-      </w:r>
-      <w:proofErr w:type="spellEnd"/>
-      <w:r>
-        <w:t xml:space="preserve"> prefix-list addr21 seq 15 permit 100.125.51.4/32</w:t>
-      </w:r>
-    </w:p>
-    <w:p>
-      <w:proofErr w:type="spellStart"/>
-      <w:r>
-        <w:t>ip</w:t>
-      </w:r>
-      <w:proofErr w:type="spellEnd"/>
-      <w:r>
-        <w:t xml:space="preserve"> prefix-list addr22 seq 5 permit 10.226.190.100/32</w:t>
-      </w:r>
-    </w:p>
-    <w:p>
-      <w:proofErr w:type="spellStart"/>
-      <w:r>
-        <w:t>ip</w:t>
-      </w:r>
-      <w:proofErr w:type="spellEnd"/>
-      <w:r>
-        <w:t xml:space="preserve"> prefix-list addr22 seq 10 permit 10.226.190.236/32</w:t>
-      </w:r>
-    </w:p>
-    <w:p>
-      <w:proofErr w:type="spellStart"/>
-      <w:r>
-        <w:t>ip</w:t>
-      </w:r>
-      <w:proofErr w:type="spellEnd"/>
-      <w:r>
-        <w:t xml:space="preserve"> prefix-list addr22 seq 15 permit 100.125.51.6/32</w:t>
-      </w:r>
-    </w:p>
-    <w:p>
-      <w:r>
-        <w:t>!</w:t>
-      </w:r>
-    </w:p>
-    <w:p>
-      <w:r>
-        <w:t>route-map rp-eth17 permit 10</w:t>
-      </w:r>
-    </w:p>
-    <w:p>
-      <w:r>
-        <w:t xml:space="preserve"> match </w:t>
-      </w:r>
-      <w:proofErr w:type="spellStart"/>
-      <w:r>
-        <w:t>ip</w:t>
-      </w:r>
-      <w:proofErr w:type="spellEnd"/>
-      <w:r>
-        <w:t xml:space="preserve"> address prefix-list addr17</w:t>
-      </w:r>
-    </w:p>
-    <w:p>
-      <w:r>
-        <w:t>exit</w:t>
-      </w:r>
-    </w:p>
-    <w:p>
-      <w:r>
-        <w:t>!</w:t>
-      </w:r>
-    </w:p>
-    <w:p>
-      <w:r>
-        <w:t>route-map rp-eth18 permit 10</w:t>
-      </w:r>
-    </w:p>
-    <w:p>
-      <w:r>
-        <w:t xml:space="preserve"> match </w:t>
-      </w:r>
-      <w:proofErr w:type="spellStart"/>
-      <w:r>
-        <w:t>ip</w:t>
-      </w:r>
-      <w:proofErr w:type="spellEnd"/>
-      <w:r>
-        <w:t xml:space="preserve"> address prefix-list addr18</w:t>
-      </w:r>
-    </w:p>
-    <w:p>
-      <w:r>
-        <w:t>exit</w:t>
-      </w:r>
-    </w:p>
-    <w:p>
-      <w:r>
-        <w:t>!</w:t>
-      </w:r>
-    </w:p>
-    <w:p>
-      <w:r>
-        <w:t>route-map rp-eth17-in permit 10</w:t>
-      </w:r>
-    </w:p>
-    <w:p>
-      <w:r>
-        <w:t>exit</w:t>
-      </w:r>
-    </w:p>
-    <w:p>
-      <w:r>
-        <w:t>!</w:t>
-      </w:r>
-    </w:p>
-    <w:p>
-      <w:r>
-        <w:t>route-map rp-eth18-in permit 10</w:t>
-      </w:r>
-    </w:p>
-    <w:p>
-      <w:r>
-        <w:t>exit</w:t>
-      </w:r>
-    </w:p>
-    <w:p>
-      <w:r>
-        <w:t>!</w:t>
-      </w:r>
-    </w:p>
-    <w:p>
-      <w:r>
-        <w:t>route-map rp-eth21 permit 10</w:t>
-      </w:r>
-    </w:p>
-    <w:p>
-      <w:r>
-        <w:t xml:space="preserve"> match </w:t>
-      </w:r>
-      <w:proofErr w:type="spellStart"/>
-      <w:r>
-        <w:t>ip</w:t>
-      </w:r>
-      <w:proofErr w:type="spellEnd"/>
-      <w:r>
-        <w:t xml:space="preserve"> address prefix-list addr21</w:t>
-      </w:r>
-    </w:p>
-    <w:p>
-      <w:r>
-        <w:t>exit</w:t>
-      </w:r>
-    </w:p>
-    <w:p>
-      <w:r>
-        <w:t>!</w:t>
-      </w:r>
-    </w:p>
-    <w:p>
-      <w:r>
-        <w:t>route-map rp-eth22 permit 10</w:t>
-      </w:r>
-    </w:p>
-    <w:p>
-      <w:r>
-        <w:t xml:space="preserve"> match </w:t>
-      </w:r>
-      <w:proofErr w:type="spellStart"/>
-      <w:r>
-        <w:t>ip</w:t>
-      </w:r>
-      <w:proofErr w:type="spellEnd"/>
-      <w:r>
-        <w:t xml:space="preserve"> address prefix-list addr22</w:t>
-      </w:r>
-    </w:p>
-    <w:p>
-      <w:r>
-        <w:t>exit</w:t>
-      </w:r>
-    </w:p>
-    <w:p>
-      <w:r>
-        <w:t>!</w:t>
-      </w:r>
-    </w:p>
-    <w:p>
-      <w:r>
-        <w:t>route-map rp-eth21-in permit 10</w:t>
-      </w:r>
-    </w:p>
-    <w:p>
-      <w:r>
-        <w:t>exit</w:t>
-      </w:r>
-    </w:p>
-    <w:p>
-      <w:r>
-        <w:t>!</w:t>
-      </w:r>
-    </w:p>
-    <w:p>
-      <w:r>
-        <w:t>route-map rp-eth22-in permit 10</w:t>
-      </w:r>
-    </w:p>
-    <w:p>
-      <w:r>
-        <w:t>exit</w:t>
-      </w:r>
-    </w:p>
-    <w:p>
-      <w:r>
-        <w:lastRenderedPageBreak/>
-        <w:t>!</w:t>
-      </w:r>
-    </w:p>
-    <w:p>
-      <w:pPr>
-        <w:pStyle w:val="4"/>
-      </w:pPr>
-      <w:proofErr w:type="spellStart"/>
-      <w:r>
-        <w:rPr>
-          <w:rFonts w:hint="eastAsia"/>
-        </w:rPr>
-        <w:t>frr</w:t>
-      </w:r>
-      <w:r>
-        <w:t>.conf</w:t>
-      </w:r>
-      <w:proofErr w:type="spellEnd"/>
-      <w:r>
-        <w:rPr>
-          <w:rFonts w:hint="eastAsia"/>
-        </w:rPr>
-        <w:t>配置文件自动生成</w:t>
-      </w:r>
-    </w:p>
-    <w:p>
-      <w:pPr>
-        <w:rPr>
-          <w:rFonts w:hint="eastAsia"/>
-        </w:rPr>
-      </w:pPr>
-      <w:r>
-        <w:rPr>
-          <w:rFonts w:hint="eastAsia"/>
-        </w:rPr>
-        <w:t xml:space="preserve"> 为了方便上线，开发了一个工具</w:t>
-      </w:r>
-      <w:proofErr w:type="spellStart"/>
-      <w:r>
-        <w:rPr>
-          <w:rFonts w:hint="eastAsia"/>
-        </w:rPr>
-        <w:t>re</w:t>
-      </w:r>
-      <w:r>
-        <w:t>build_bgp_conf</w:t>
-      </w:r>
-      <w:proofErr w:type="spellEnd"/>
-      <w:r>
-        <w:t>,</w:t>
-      </w:r>
-      <w:r>
-        <w:t xml:space="preserve"> </w:t>
-      </w:r>
-      <w:r>
-        <w:rPr>
-          <w:rFonts w:hint="eastAsia"/>
-        </w:rPr>
-        <w:t>用于自动生成/</w:t>
-      </w:r>
-      <w:proofErr w:type="spellStart"/>
-      <w:r>
-        <w:t>etc</w:t>
-      </w:r>
-      <w:proofErr w:type="spellEnd"/>
-      <w:r>
-        <w:t>/</w:t>
-      </w:r>
-      <w:proofErr w:type="spellStart"/>
-      <w:r>
-        <w:t>frr</w:t>
-      </w:r>
-      <w:proofErr w:type="spellEnd"/>
-      <w:r>
-        <w:t>/</w:t>
-      </w:r>
-      <w:proofErr w:type="spellStart"/>
-      <w:r>
-        <w:t>frr.conf</w:t>
-      </w:r>
-      <w:proofErr w:type="spellEnd"/>
-    </w:p>
-    <w:p>
-      <w:r>
-        <w:rPr>
-          <w:rFonts w:hint="eastAsia"/>
-        </w:rPr>
-        <w:t xml:space="preserve"> </w:t>
-      </w:r>
-      <w:r>
-        <w:rPr>
-          <w:rFonts w:hint="eastAsia"/>
-        </w:rPr>
-        <w:t>首先删除</w:t>
-      </w:r>
-      <w:r>
-        <w:t>rm /</w:t>
-      </w:r>
-      <w:proofErr w:type="spellStart"/>
-      <w:r>
-        <w:t>etc</w:t>
-      </w:r>
-      <w:proofErr w:type="spellEnd"/>
-      <w:r>
-        <w:t>/</w:t>
-      </w:r>
-      <w:proofErr w:type="spellStart"/>
-      <w:r>
-        <w:t>frr</w:t>
-      </w:r>
-      <w:proofErr w:type="spellEnd"/>
-      <w:r>
-        <w:t>/</w:t>
       </w:r>
       <w:bookmarkStart w:id="25" w:name="_GoBack"/>
       <w:bookmarkEnd w:id="25"/>
+    </w:p>
+    <w:p>
+      <w:r>
+        <w:t xml:space="preserve">  neighbor 100.125.50.5 soft-reconfiguration inbound</w:t>
+      </w:r>
+    </w:p>
+    <w:p>
+      <w:r>
+        <w:t xml:space="preserve">  neighbor 100.125.50.5 route-map rp-eth17-in in</w:t>
+      </w:r>
+    </w:p>
+    <w:p>
+      <w:r>
+        <w:t xml:space="preserve">  neighbor 100.125.50.5 route-map rp-eth17 out</w:t>
+      </w:r>
+    </w:p>
+    <w:p>
+      <w:r>
+        <w:t xml:space="preserve">  neighbor 100.125.50.7 soft-reconfiguration inbound</w:t>
+      </w:r>
+    </w:p>
+    <w:p>
+      <w:r>
+        <w:t xml:space="preserve">  neighbor 100.125.50.7 route-map rp-eth18-in in</w:t>
+      </w:r>
+    </w:p>
+    <w:p>
+      <w:r>
+        <w:t xml:space="preserve">  neighbor 100.125.50.7 route-map rp-eth18 out</w:t>
+      </w:r>
+    </w:p>
+    <w:p>
+      <w:r>
+        <w:t xml:space="preserve">  neighbor 100.125.51.5 soft-reconfiguration inbound</w:t>
+      </w:r>
+    </w:p>
+    <w:p>
+      <w:r>
+        <w:t xml:space="preserve">  neighbor 100.125.51.5 route-map rp-eth21-in in</w:t>
+      </w:r>
+    </w:p>
+    <w:p>
+      <w:r>
+        <w:t xml:space="preserve">  neighbor 100.125.51.5 route-map rp-eth21 out</w:t>
+      </w:r>
+    </w:p>
+    <w:p>
+      <w:r>
+        <w:t xml:space="preserve">  neighbor 100.125.51.7 soft-reconfiguration inbound</w:t>
+      </w:r>
+    </w:p>
+    <w:p>
+      <w:r>
+        <w:t xml:space="preserve">  neighbor 100.125.51.7 route-map rp-eth22-in in</w:t>
+      </w:r>
+    </w:p>
+    <w:p>
+      <w:r>
+        <w:t xml:space="preserve">  neighbor 100.125.51.7 route-map rp-eth22 out</w:t>
+      </w:r>
+    </w:p>
+    <w:p>
+      <w:r>
+        <w:t xml:space="preserve"> exit-address-family</w:t>
+      </w:r>
+    </w:p>
+    <w:p>
+      <w:r>
+        <w:t>exit</w:t>
+      </w:r>
+    </w:p>
+    <w:p>
+      <w:r>
+        <w:t>!</w:t>
+      </w:r>
+    </w:p>
+    <w:p>
+      <w:proofErr w:type="spellStart"/>
+      <w:r>
+        <w:lastRenderedPageBreak/>
+        <w:t>ip</w:t>
+      </w:r>
+      <w:proofErr w:type="spellEnd"/>
+      <w:r>
+        <w:t xml:space="preserve"> prefix-list addr18 seq 5 permit 10.226.190.100/32</w:t>
+      </w:r>
+    </w:p>
+    <w:p>
+      <w:proofErr w:type="spellStart"/>
+      <w:r>
+        <w:t>ip</w:t>
+      </w:r>
+      <w:proofErr w:type="spellEnd"/>
+      <w:r>
+        <w:t xml:space="preserve"> prefix-list addr18 seq 10 permit 10.226.190.236/32</w:t>
+      </w:r>
+    </w:p>
+    <w:p>
+      <w:proofErr w:type="spellStart"/>
+      <w:r>
+        <w:t>ip</w:t>
+      </w:r>
+      <w:proofErr w:type="spellEnd"/>
+      <w:r>
+        <w:t xml:space="preserve"> prefix-list addr18 seq 15 permit 100.125.50.6/32</w:t>
+      </w:r>
+    </w:p>
+    <w:p>
+      <w:proofErr w:type="spellStart"/>
+      <w:r>
+        <w:t>ip</w:t>
+      </w:r>
+      <w:proofErr w:type="spellEnd"/>
+      <w:r>
+        <w:t xml:space="preserve"> prefix-list addr17 seq 5 permit 10.226.190.100/32</w:t>
+      </w:r>
+    </w:p>
+    <w:p>
+      <w:proofErr w:type="spellStart"/>
+      <w:r>
+        <w:t>ip</w:t>
+      </w:r>
+      <w:proofErr w:type="spellEnd"/>
+      <w:r>
+        <w:t xml:space="preserve"> prefix-list addr17 seq 10 permit 10.226.190.236/32</w:t>
+      </w:r>
+    </w:p>
+    <w:p>
+      <w:proofErr w:type="spellStart"/>
+      <w:r>
+        <w:t>ip</w:t>
+      </w:r>
+      <w:proofErr w:type="spellEnd"/>
+      <w:r>
+        <w:t xml:space="preserve"> prefix-list addr17 seq 15 permit 100.125.50.4/32</w:t>
+      </w:r>
+    </w:p>
+    <w:p>
+      <w:proofErr w:type="spellStart"/>
+      <w:r>
+        <w:t>ip</w:t>
+      </w:r>
+      <w:proofErr w:type="spellEnd"/>
+      <w:r>
+        <w:t xml:space="preserve"> prefix-list addr21 seq 5 permit 10.226.190.100/32</w:t>
+      </w:r>
+    </w:p>
+    <w:p>
+      <w:proofErr w:type="spellStart"/>
+      <w:r>
+        <w:t>ip</w:t>
+      </w:r>
+      <w:proofErr w:type="spellEnd"/>
+      <w:r>
+        <w:t xml:space="preserve"> prefix-list addr21 seq 10 permit 10.226.190.236/32</w:t>
+      </w:r>
+    </w:p>
+    <w:p>
+      <w:proofErr w:type="spellStart"/>
+      <w:r>
+        <w:t>ip</w:t>
+      </w:r>
+      <w:proofErr w:type="spellEnd"/>
+      <w:r>
+        <w:t xml:space="preserve"> prefix-list addr21 seq 15 permit 100.125.51.4/32</w:t>
+      </w:r>
+    </w:p>
+    <w:p>
+      <w:proofErr w:type="spellStart"/>
+      <w:r>
+        <w:t>ip</w:t>
+      </w:r>
+      <w:proofErr w:type="spellEnd"/>
+      <w:r>
+        <w:t xml:space="preserve"> prefix-list addr22 seq 5 permit 10.226.190.100/32</w:t>
+      </w:r>
+    </w:p>
+    <w:p>
+      <w:proofErr w:type="spellStart"/>
+      <w:r>
+        <w:t>ip</w:t>
+      </w:r>
+      <w:proofErr w:type="spellEnd"/>
+      <w:r>
+        <w:t xml:space="preserve"> prefix-list addr22 seq 10 permit 10.226.190.236/32</w:t>
+      </w:r>
+    </w:p>
+    <w:p>
+      <w:proofErr w:type="spellStart"/>
+      <w:r>
+        <w:t>ip</w:t>
+      </w:r>
+      <w:proofErr w:type="spellEnd"/>
+      <w:r>
+        <w:t xml:space="preserve"> prefix-list addr22 seq 15 permit 100.125.51.6/32</w:t>
+      </w:r>
+    </w:p>
+    <w:p>
+      <w:r>
+        <w:t>!</w:t>
+      </w:r>
+    </w:p>
+    <w:p>
+      <w:r>
+        <w:t>route-map rp-eth17 permit 10</w:t>
+      </w:r>
+    </w:p>
+    <w:p>
+      <w:r>
+        <w:t xml:space="preserve"> match </w:t>
+      </w:r>
+      <w:proofErr w:type="spellStart"/>
+      <w:r>
+        <w:t>ip</w:t>
+      </w:r>
+      <w:proofErr w:type="spellEnd"/>
+      <w:r>
+        <w:t xml:space="preserve"> address prefix-list addr17</w:t>
+      </w:r>
+    </w:p>
+    <w:p>
+      <w:r>
+        <w:t>exit</w:t>
+      </w:r>
+    </w:p>
+    <w:p>
+      <w:r>
+        <w:t>!</w:t>
+      </w:r>
+    </w:p>
+    <w:p>
+      <w:r>
+        <w:t>route-map rp-eth18 permit 10</w:t>
+      </w:r>
+    </w:p>
+    <w:p>
+      <w:r>
+        <w:t xml:space="preserve"> match </w:t>
+      </w:r>
+      <w:proofErr w:type="spellStart"/>
+      <w:r>
+        <w:t>ip</w:t>
+      </w:r>
+      <w:proofErr w:type="spellEnd"/>
+      <w:r>
+        <w:t xml:space="preserve"> address prefix-list addr18</w:t>
+      </w:r>
+    </w:p>
+    <w:p>
+      <w:r>
+        <w:t>exit</w:t>
+      </w:r>
+    </w:p>
+    <w:p>
+      <w:r>
+        <w:t>!</w:t>
+      </w:r>
+    </w:p>
+    <w:p>
+      <w:r>
+        <w:t>route-map rp-eth17-in permit 10</w:t>
+      </w:r>
+    </w:p>
+    <w:p>
+      <w:r>
+        <w:t>exit</w:t>
+      </w:r>
+    </w:p>
+    <w:p>
+      <w:r>
+        <w:t>!</w:t>
+      </w:r>
+    </w:p>
+    <w:p>
+      <w:r>
+        <w:t>route-map rp-eth18-in permit 10</w:t>
+      </w:r>
+    </w:p>
+    <w:p>
+      <w:r>
+        <w:t>exit</w:t>
+      </w:r>
+    </w:p>
+    <w:p>
+      <w:r>
+        <w:t>!</w:t>
+      </w:r>
+    </w:p>
+    <w:p>
+      <w:r>
+        <w:t>route-map rp-eth21 permit 10</w:t>
+      </w:r>
+    </w:p>
+    <w:p>
+      <w:r>
+        <w:t xml:space="preserve"> match </w:t>
+      </w:r>
+      <w:proofErr w:type="spellStart"/>
+      <w:r>
+        <w:t>ip</w:t>
+      </w:r>
+      <w:proofErr w:type="spellEnd"/>
+      <w:r>
+        <w:t xml:space="preserve"> address prefix-list addr21</w:t>
+      </w:r>
+    </w:p>
+    <w:p>
+      <w:r>
+        <w:t>exit</w:t>
+      </w:r>
+    </w:p>
+    <w:p>
+      <w:r>
+        <w:t>!</w:t>
+      </w:r>
+    </w:p>
+    <w:p>
+      <w:r>
+        <w:t>route-map rp-eth22 permit 10</w:t>
+      </w:r>
+    </w:p>
+    <w:p>
+      <w:r>
+        <w:t xml:space="preserve"> match </w:t>
+      </w:r>
+      <w:proofErr w:type="spellStart"/>
+      <w:r>
+        <w:t>ip</w:t>
+      </w:r>
+      <w:proofErr w:type="spellEnd"/>
+      <w:r>
+        <w:t xml:space="preserve"> address prefix-list addr22</w:t>
+      </w:r>
+    </w:p>
+    <w:p>
+      <w:r>
+        <w:t>exit</w:t>
+      </w:r>
+    </w:p>
+    <w:p>
+      <w:r>
+        <w:t>!</w:t>
+      </w:r>
+    </w:p>
+    <w:p>
+      <w:r>
+        <w:t>route-map rp-eth21-in permit 10</w:t>
+      </w:r>
+    </w:p>
+    <w:p>
+      <w:r>
+        <w:t>exit</w:t>
+      </w:r>
+    </w:p>
+    <w:p>
+      <w:r>
+        <w:t>!</w:t>
+      </w:r>
+    </w:p>
+    <w:p>
+      <w:r>
+        <w:t>route-map rp-eth22-in permit 10</w:t>
+      </w:r>
+    </w:p>
+    <w:p>
+      <w:r>
+        <w:t>exit</w:t>
+      </w:r>
+    </w:p>
+    <w:p>
+      <w:r>
+        <w:t>!</w:t>
+      </w:r>
+    </w:p>
+    <w:p>
+      <w:pPr>
+        <w:pStyle w:val="4"/>
+      </w:pPr>
+      <w:proofErr w:type="spellStart"/>
+      <w:r>
+        <w:rPr>
+          <w:rFonts w:hint="eastAsia"/>
+        </w:rPr>
+        <w:lastRenderedPageBreak/>
+        <w:t>frr</w:t>
+      </w:r>
+      <w:r>
+        <w:t>.conf</w:t>
+      </w:r>
+      <w:proofErr w:type="spellEnd"/>
+      <w:r>
+        <w:rPr>
+          <w:rFonts w:hint="eastAsia"/>
+        </w:rPr>
+        <w:t>配置文件自动生成</w:t>
+      </w:r>
+    </w:p>
+    <w:p>
+      <w:r>
+        <w:rPr>
+          <w:rFonts w:hint="eastAsia"/>
+        </w:rPr>
+        <w:t xml:space="preserve"> 为了方便上线，开发了一个工具</w:t>
+      </w:r>
+      <w:proofErr w:type="spellStart"/>
+      <w:r>
+        <w:rPr>
+          <w:rFonts w:hint="eastAsia"/>
+        </w:rPr>
+        <w:t>re</w:t>
+      </w:r>
+      <w:r>
+        <w:t>build_bgp_conf</w:t>
+      </w:r>
+      <w:proofErr w:type="spellEnd"/>
+      <w:r>
+        <w:t>,</w:t>
+      </w:r>
+      <w:r>
+        <w:t xml:space="preserve"> </w:t>
+      </w:r>
+      <w:r>
+        <w:rPr>
+          <w:rFonts w:hint="eastAsia"/>
+        </w:rPr>
+        <w:t>用于自动生成/</w:t>
+      </w:r>
+      <w:proofErr w:type="spellStart"/>
+      <w:r>
+        <w:t>etc</w:t>
+      </w:r>
+      <w:proofErr w:type="spellEnd"/>
+      <w:r>
+        <w:t>/</w:t>
+      </w:r>
+      <w:proofErr w:type="spellStart"/>
+      <w:r>
+        <w:t>frr</w:t>
+      </w:r>
+      <w:proofErr w:type="spellEnd"/>
+      <w:r>
+        <w:t>/</w:t>
+      </w:r>
       <w:proofErr w:type="spellStart"/>
       <w:r>
         <w:t>frr.conf</w:t>
@@ -11091,6 +11023,44 @@
         <w:rPr>
           <w:rFonts w:hint="eastAsia"/>
         </w:rPr>
+        <w:t xml:space="preserve"> </w:t>
+      </w:r>
+      <w:r>
+        <w:rPr>
+          <w:rFonts w:hint="eastAsia"/>
+        </w:rPr>
+        <w:t>首先删除</w:t>
+      </w:r>
+      <w:r>
+        <w:t>rm /</w:t>
+      </w:r>
+      <w:proofErr w:type="spellStart"/>
+      <w:r>
+        <w:t>etc</w:t>
+      </w:r>
+      <w:proofErr w:type="spellEnd"/>
+      <w:r>
+        <w:t>/</w:t>
+      </w:r>
+      <w:proofErr w:type="spellStart"/>
+      <w:r>
+        <w:t>frr</w:t>
+      </w:r>
+      <w:proofErr w:type="spellEnd"/>
+      <w:r>
+        <w:t>/</w:t>
+      </w:r>
+      <w:proofErr w:type="spellStart"/>
+      <w:r>
+        <w:t>frr.conf</w:t>
+      </w:r>
+      <w:proofErr w:type="spellEnd"/>
+    </w:p>
+    <w:p>
+      <w:r>
+        <w:rPr>
+          <w:rFonts w:hint="eastAsia"/>
+        </w:rPr>
         <w:t xml:space="preserve"> 启动</w:t>
       </w:r>
       <w:proofErr w:type="spellStart"/>
@@ -11315,11 +11285,6 @@
       </w:r>
     </w:p>
     <w:p>
-      <w:pPr>
-        <w:rPr>
-          <w:rFonts w:hint="eastAsia"/>
-        </w:rPr>
-      </w:pPr>
       <w:r>
         <w:rPr>
           <w:rFonts w:hint="eastAsia"/>
@@ -15109,7 +15074,7 @@
 </file>
 
 <file path=customXml/itemProps1.xml><?xml version="1.0" encoding="utf-8"?>
-<ds:datastoreItem xmlns:ds="http://schemas.openxmlformats.org/officeDocument/2006/customXml" ds:itemID="{8D8187E7-6A24-4535-87BD-AD4D8396706D}">
+<ds:datastoreItem xmlns:ds="http://schemas.openxmlformats.org/officeDocument/2006/customXml" ds:itemID="{C5463CC2-333C-41C4-A2EE-4C4D759F6D44}">
   <ds:schemaRefs>
     <ds:schemaRef ds:uri="http://schemas.openxmlformats.org/officeDocument/2006/bibliography"/>
   </ds:schemaRefs>
